--- a/por/docx/23.content.docx
+++ b/por/docx/23.content.docx
@@ -11,6 +11,15 @@
         <w:pStyle w:val="Heading2"/>
       </w:pPr>
       <w:r>
+        <w:t>Resource: Notas de Estudo (Tyndale)</w:t>
+      </w:r>
+      <w:r/>
+    </w:p>
+    <w:p>
+      <w:pPr>
+        <w:pStyle w:val="Heading2"/>
+      </w:pPr>
+      <w:r>
         <w:t>License Information</w:t>
       </w:r>
       <w:r/>
@@ -21,7 +30,7 @@
         <w:rPr>
           <w:b/>
         </w:rPr>
-        <w:t>Study Notes (Tyndale)</w:t>
+        <w:t>Notas de Estudo (Tyndale)</w:t>
       </w:r>
       <w:r>
         <w:t xml:space="preserve"> (Portuguese) is based on</w:t>
@@ -74,7 +83,7 @@
         <w:pStyle w:val="Heading1"/>
       </w:pPr>
       <w:r>
-        <w:t>Study Notes (Tyndale)</w:t>
+        <w:t>Notas de Estudo (Tyndale)</w:t>
       </w:r>
     </w:p>
     <w:p>
@@ -83,6 +92,51 @@
           <w:headerReference w:type="even" r:id="rId8"/>
           <w:headerReference w:type="default" r:id="rId9"/>
           <w:footerReference w:type="default" r:id="rId10"/>
+          <w:footnotePr>
+            <w:numRestart w:val="eachSect"/>
+          </w:footnotePr>
+          <w:type w:val="continuous"/>
+          <w:pgSz w:w="12240" w:h="15840" w:code="1"/>
+          <w:pgMar w:top="1440" w:right="1440" w:bottom="1440" w:left="1440" w:header="504" w:footer="504" w:gutter="0"/>
+          <w:cols w:space="708"/>
+          <w:titlePg/>
+          <w:docGrid w:linePitch="360"/>
+        </w:sectPr>
+      </w:pPr>
+    </w:p>
+    <w:p>
+      <w:r/>
+    </w:p>
+    <w:p>
+      <w:pPr>
+        <w:pStyle w:val="Heading2"/>
+      </w:pPr>
+      <w:r>
+        <w:t>ISA</w:t>
+      </w:r>
+      <w:r/>
+    </w:p>
+    <w:p>
+      <w:r/>
+      <w:r>
+        <w:rPr>
+          <w:i/>
+        </w:rPr>
+        <w:t>Isaías 1.1, Isaías 1.2, Isaías 1.3, Isaías 1.4, Isaías 1.5, Isaías 1.6, Isaías 1.7, Isaías 1.8, Isaías 1.9, Isaías 1.10, Isaías 1.11–15, Isaías 1.13, Isaías 1.14, Isaías 1.15, Isaías 1.16, Isaías 1.17, Isaías 1.18, Isaías 1.19–20, Isaías 1.20, Isaías 1.21, Isaías 1.24, Isaías 1.25, Isaías 1.26, Isaías 1.27, Isaías 1.29–30, Isaías 2.1, Isaías 2.2, Isaías 2.2–4, Isaías 2.3, Isaías 2.4, Isaías 2.5, Isaías 2.5–22, Isaías 2.5–4.1, Isaías 2.6, Isaías 2.7–8, Isaías 2.10, Isaías 2.11–12, Isaías 2.13, Isaías 2.13–16, Isaías 2.16, Isaías 2.17, Isaías 2.20–21, Isaías 2.22, Isaías 3.1, Isaías 3.1–12, Isaías 3.2–3, Isaías 3.4, Isaías 3.6–7, Isaías 3.8–9, Isaías 3.9, Isaías 3.10, Isaías 3.11, Isaías 3.13, Isaías 3.14, Isaías 3.15, Isaías 3.16, Isaías 3.16–4.1, Isaías 3.17–25, Isaías 3.25, Isaías 4.1, Isaías 4.2, Isaías 4.2–6, Isaías 4.3, Isaías 4.4, Isaías 4.5, Isaías 4.6, Isaías 5.1, Isaías 5.1–7, Isaías 5.1–30, Isaías 5.2, Isaías 5.3–4, Isaías 5.5–6, Isaías 5.6, Isaías 5.7, Isaías 5.8–10, Isaías 5.8–23, Isaías 5.10, Isaías 5.11–17, Isaías 5.12, Isaías 5.13, Isaías 5.14, Isaías 5.16, Isaías 5.18, Isaías 5.18–19, Isaías 5.19, Isaías 5.20, Isaías 5.21, Isaías 5.22–24, Isaías 5.24, Isaías 5.25, Isaías 5.26, Isaías 5.30, Isaías 6.1, Isaías 6.1–13, Isaías 6.2, Isaías 6.3, Isaías 6.5, Isaías 6.7, Isaías 6.8, Isaías 6.9, Isaías 6.10, Isaías 6.11, Isaías 6.13, Isaías 7.1, Isaías 7.1–25, Isaías 7.1–12.6, Isaías 7.1–39.8, Isaías 7.2, Isaías 7.3, Isaías 7.4, Isaías 7.6, Isaías 7.8, Isaías 7.9, Isaías 7.11, Isaías 7.12, Isaías 7.14, Isaías 7.15–16, Isaías 7.17, Isaías 7.18–25, Isaías 7.19, Isaías 7.20, Isaías 7.23–25, Isaías 8.1, Isaías 8.3, Isaías 8.4, Isaías 8.5–10, Isaías 8.6, Isaías 8.7, Isaías 8.8, Isaías 8.9–10, Isaías 8.10, Isaías 8.11–15, Isaías 8.12, Isaías 8.13, Isaías 8.14, Isaías 8.16, Isaías 8.16–17, Isaías 8.17, Isaías 8.18, Isaías 8.19–22, Isaías 8.20, Isaías 9.1, Isaías 9.1–7, Isaías 9.4, Isaías 9.5, Isaías 9.6, Isaías 9.7, Isaías 9.8–12, Isaías 9.10, Isaías 9.11, Isaías 9.13–17, Isaías 9.17, Isaías 9.18–21, Isaías 9.21, Isaías 10.1, Isaías 10.1–4, Isaías 10.3, Isaías 10.5, Isaías 10.5–19, Isaías 10.5–11.16, Isaías 10.6, Isaías 10.7, Isaías 10.9, Isaías 10.10, Isaías 10.11, Isaías 10.12, Isaías 10.13, Isaías 10.15, Isaías 10.16, Isaías 10.20, Isaías 10.20–27, Isaías 10.22, Isaías 10.24, Isaías 10.24–34, Isaías 10.26, Isaías 10.27, Isaías 10.28–34, Isaías 11.1, Isaías 11.1–16, Isaías 11.2, Isaías 11.3, Isaías 11.4, Isaías 11.5, Isaías 11.6, Isaías 11.9, Isaías 11.10, Isaías 11.11, Isaías 11.13, Isaías 11.14, Isaías 11.15–16, Isaías 12.1, Isaías 12.1–6, Isaías 12.2, Isaías 12.3, Isaías 12.4–5, Isaías 12.6, Isaías 13.1, Isaías 13.1–23.18, Isaías 13.2, Isaías 13.5, Isaías 13.6, Isaías 13.8, Isaías 13.10, Isaías 13.11, Isaías 13.12, Isaías 13.13, Isaías 13.16, Isaías 13.17, Isaías 13.19–22, Isaías 13.20, Isaías 14.1, Isaías 14.1–2, Isaías 14.2, Isaías 14.3, Isaías 14.3–23, Isaías 14.4, Isaías 14.7–8, Isaías 14.9, Isaías 14.10, Isaías 14.11, Isaías 14.12, Isaías 14.13, Isaías 14.14, Isaías 14.15–17, Isaías 14.18–20, Isaías 14.21, Isaías 14.22–23, Isaías 14.24, Isaías 14.24–27, Isaías 14.25, Isaías 14.26, Isaías 14.29, Isaías 14.31, Isaías 14.32, Isaías 15.1, Isaías 15.1–16.14, Isaías 15.2, Isaías 15.4, Isaías 15.5, Isaías 15.6, Isaías 15.7–8, Isaías 15.9, Isaías 16.1, Isaías 16.1–4, Isaías 16.3–4, Isaías 16.4–5, Isaías 16.5, Isaías 16.6, Isaías 16.6–11, Isaías 16.8, Isaías 16.12, Isaías 16.14, Isaías 17.1, Isaías 17.1–20.6, Isaías 17.2, Isaías 17.3, Isaías 17.4, Isaías 17.4–11, Isaías 17.5, Isaías 17.6, Isaías 17.7, Isaías 17.8, Isaías 17.9, Isaías 17.10, Isaías 17.12, Isaías 17.12–14, Isaías 17.13, Isaías 17.14, Isaías 18.1, Isaías 18.3, Isaías 18.4, Isaías 18.5, Isaías 18.7, Isaías 19.1, Isaías 19.1–10, Isaías 19.1–20.6, Isaías 19.2, Isaías 19.3, Isaías 19.4, Isaías 19.5, Isaías 19.9, Isaías 19.11, Isaías 19.11–15, Isaías 19.12, Isaías 19.13, Isaías 19.15, Isaías 19.16, Isaías 19.18, Isaías 19.19, Isaías 19.19–25, Isaías 19.20, Isaías 19.22, Isaías 19.23, Isaías 19.24, Isaías 19.25, Isaías 20.1, Isaías 20.1–5, Isaías 20.2, Isaías 20.3–4, Isaías 20.5–6, Isaías 21.1, Isaías 21.2, Isaías 21.3, Isaías 21.7, Isaías 21.9, Isaías 21.10, Isaías 21.11–12, Isaías 21.11–17, Isaías 21.12, Isaías 21.13, Isaías 21.13–17, Isaías 21.14, Isaías 21.15, Isaías 21.16, Isaías 21.17, Isaías 22.1, Isaías 22.1–4, Isaías 22.1–25, Isaías 22.2, Isaías 22.3, Isaías 22.4, Isaías 22.5, Isaías 22.5–8, Isaías 22.6, Isaías 22.7, Isaías 22.8, Isaías 22.8–11, Isaías 22.9, Isaías 22.12–14, Isaías 22.14, Isaías 22.15, Isaías 22.15–25, Isaías 22.16, Isaías 22.18, Isaías 22.19–20, Isaías 22.21, Isaías 22.22, Isaías 22.25, Isaías 23.1, Isaías 23.1–18, Isaías 23.2, Isaías 23.3, Isaías 23.4, Isaías 23.5, Isaías 23.8, Isaías 23.10, Isaías 23.11, Isaías 23.13, Isaías 23.15–18, Isaías 23.17, Isaías 23.18, Isaías 24.1, Isaías 24.1–23, Isaías 24.1–27.13, Isaías 24.4, Isaías 24.4–13, Isaías 24.5, Isaías 24.6, Isaías 24.7, Isaías 24.8, Isaías 24.10, Isaías 24.11, Isaías 24.13, Isaías 24.14–16, Isaías 24.16, Isaías 24.18, Isaías 24.21, Isaías 24.22, Isaías 25.1–5, Isaías 25.1–12, Isaías 25.3, Isaías 25.6, Isaías 25.6–8, Isaías 25.8, Isaías 25.9–12, Isaías 25.10, Isaías 25.11, Isaías 26.1, Isaías 26.1–6, Isaías 26.1–21, Isaías 26.2, Isaías 26.3, Isaías 26.5, Isaías 26.6, Isaías 26.7, Isaías 26.7–21, Isaías 26.8, Isaías 26.9, Isaías 26.10, Isaías 26.11, Isaías 26.15, Isaías 26.16, Isaías 26.17, Isaías 26.18, Isaías 26.19, Isaías 26.20, Isaías 26.21, Isaías 27.1, Isaías 27.2–6, Isaías 27.3, Isaías 27.5, Isaías 27.6, Isaías 27.7, Isaías 27.7–11, Isaías 27.8, Isaías 27.9, Isaías 27.10, Isaías 27.11, Isaías 27.12, Isaías 27.13, Isaías 28.1, Isaías 28.1–29, Isaías 28.1–33.24, Isaías 28.2, Isaías 28.5–6, Isaías 28.7, Isaías 28.7–13, Isaías 28.9–10, Isaías 28.11, Isaías 28.12, Isaías 28.13, Isaías 28.14–22, Isaías 28.15, Isaías 28.16, Isaías 28.17, Isaías 28.20, Isaías 28.21, Isaías 28.23, Isaías 28.24–29, Isaías 28.27–28, Isaías 28.28, Isaías 28.29, Isaías 29.1–2, Isaías 29.1–8, Isaías 29.1–14, Isaías 29.3, Isaías 29.4, Isaías 29.6, Isaías 29.7, Isaías 29.8, Isaías 29.8–12, Isaías 29.10, Isaías 29.13, Isaías 29.14, Isaías 29.15, Isaías 29.15–24, Isaías 29.16, Isaías 29.17, Isaías 29.18, Isaías 29.21, Isaías 29.22, Isaías 29.22–24, Isaías 30.1, Isaías 30.1–5, Isaías 30.1–33, Isaías 30.4, Isaías 30.6, Isaías 30.6–7, Isaías 30.7, Isaías 30.8–11, Isaías 30.11, Isaías 30.12, Isaías 30.12–17, Isaías 30.15, Isaías 30.16, Isaías 30.17, Isaías 30.18, Isaías 30.18–33, Isaías 30.19, Isaías 30.20, Isaías 30.21, Isaías 30.22, Isaías 30.23–24, Isaías 30.26, Isaías 30.27–33, Isaías 30.28, Isaías 30.30, Isaías 30.31, Isaías 30.32, Isaías 30.33, Isaías 31.1, Isaías 31.1–3, Isaías 31.4–9, Isaías 31.9, Isaías 32.1, Isaías 32.2, Isaías 32.5, Isaías 32.6, Isaías 32.7, Isaías 32.9, Isaías 32.9–15, Isaías 32.10, Isaías 32.11, Isaías 32.14, Isaías 32.15, Isaías 32.17, Isaías 32.18, Isaías 32.19, Isaías 33.1, Isaías 33.2, Isaías 33.9, Isaías 33.11, Isaías 33.14, Isaías 33.15, Isaías 33.17, Isaías 33.17–24, Isaías 33.18, Isaías 33.19, Isaías 33.24, Isaías 34.1–17, Isaías 34.2, Isaías 34.3, Isaías 34.4, Isaías 34.5, Isaías 34.6, Isaías 34.8, Isaías 34.9, Isaías 34.10, Isaías 34.11, Isaías 34.11–14, Isaías 34.16, Isaías 35.1, Isaías 35.1–10, Isaías 35.2, Isaías 35.3, Isaías 35.4, Isaías 35.5, Isaías 35.6, Isaías 35.8, Isaías 35.10, Isaías 36.1, Isaías 36.1–39.8, Isaías 36.2, Isaías 36.3, Isaías 36.4, Isaías 36.4–22, Isaías 36.5, Isaías 36.6, Isaías 36.7, Isaías 36.8, Isaías 36.10, Isaías 36.11, Isaías 36.13–20, Isaías 36.14, Isaías 36.15, Isaías 36.16–17, Isaías 36.19, Isaías 37.1, Isaías 37.4, Isaías 37.5–7, Isaías 37.8, Isaías 37.9, Isaías 37.12, Isaías 37.14–20, Isaías 37.16, Isaías 37.20, Isaías 37.21, Isaías 37.22, Isaías 37.23, Isaías 37.24, Isaías 37.25, Isaías 37.26, Isaías 37.28, Isaías 37.29, Isaías 37.30, Isaías 37.30–35, Isaías 37.32, Isaías 37.33, Isaías 37.35, Isaías 37.36, Isaías 37.38, Isaías 38.1, Isaías 38.1–9, Isaías 38.3, Isaías 38.5, Isaías 38.6, Isaías 38.9–20, Isaías 38.10, Isaías 38.11, Isaías 38.12, Isaías 38.15, Isaías 38.16, Isaías 38.21–22, Isaías 38.22, Isaías 39.1, Isaías 39.1–8, Isaías 39.2, Isaías 39.6–7, Isaías 40.1–31, Isaías 40.1–55.13, Isaías 40.1–66.24, Isaías 40.2, Isaías 40.3, Isaías 40.3–5, Isaías 40.5, Isaías 40.6, Isaías 40.6–8, Isaías 40.7, Isaías 40.8, Isaías 40.9, Isaías 40.9–11, Isaías 40.10, Isaías 40.11, Isaías 40.12–13, Isaías 40.12–17, Isaías 40.15, Isaías 40.16, Isaías 40.17, Isaías 40.18, Isaías 40.20, Isaías 40.21, Isaías 40.22, Isaías 40.23, Isaías 40.25, Isaías 40.26, Isaías 40.27, Isaías 40.28, Isaías 40.29, Isaías 40.31, Isaías 41.1, Isaías 41.1–7, Isaías 41.2, Isaías 41.4, Isaías 41.5–7, Isaías 41.6, Isaías 41.8, Isaías 41.8–16, Isaías 41.9, Isaías 41.10, Isaías 41.14, Isaías 41.16, Isaías 41.18, Isaías 41.21, Isaías 41.21–29, Isaías 41.25, Isaías 41.26, Isaías 41.27, Isaías 42.1, Isaías 42.1–4, Isaías 42.2, Isaías 42.3, Isaías 42.4, Isaías 42.6, Isaías 42.7, Isaías 42.8–9, Isaías 42.10–11, Isaías 42.13, Isaías 42.14, Isaías 42.18–20, Isaías 42.21, Isaías 42.22–25, Isaías 42.25, Isaías 43.1, Isaías 43.1–7, Isaías 43.2, Isaías 43.7, Isaías 43.8–13, Isaías 43.10, Isaías 43.14–21, Isaías 43.18, Isaías 43.21, Isaías 43.22, Isaías 43.25, Isaías 43.27, Isaías 44.1–5, Isaías 44.3, Isaías 44.6–20, Isaías 44.15–17, Isaías 44.18–19, Isaías 44.21–22, Isaías 44.23, Isaías 44.24–45.8, Isaías 44.25, Isaías 44.27, Isaías 44.28, Isaías 45.1, Isaías 45.3, Isaías 45.4–5, Isaías 45.7, Isaías 45.9–11, Isaías 45.9–13, Isaías 45.14, Isaías 45.17, Isaías 45.18, Isaías 45.18–25, Isaías 45.22, Isaías 45.23, Isaías 45.24, Isaías 45.25, Isaías 46.1, Isaías 46.1–2, Isaías 46.3, Isaías 46.8–13, Isaías 46.10, Isaías 46.11, Isaías 46.12, Isaías 46.13, Isaías 47.1, Isaías 47.1–4, Isaías 47.1–48.22, Isaías 47.3, Isaías 47.5–11, Isaías 47.6, Isaías 47.8, Isaías 47.9, Isaías 47.10, Isaías 47.12–15, Isaías 47.13, Isaías 48.1, Isaías 48.1–2, Isaías 48.1–11, Isaías 48.1–22, Isaías 48.3, Isaías 48.6–7, Isaías 48.10, Isaías 48.11, Isaías 48.12–22, Isaías 48.14, Isaías 48.15, Isaías 48.16, Isaías 48.18, Isaías 48.19, Isaías 48.20, Isaías 48.21, Isaías 48.22, Isaías 49.1, Isaías 49.1–13, Isaías 49.1–55.13, Isaías 49.2, Isaías 49.3, Isaías 49.4, Isaías 49.6, Isaías 49.7, Isaías 49.8, Isaías 49.10–11, Isaías 49.12, Isaías 49.13, Isaías 49.14, Isaías 49.18, Isaías 49.19–21, Isaías 49.22, Isaías 49.23, Isaías 49.24, Isaías 49.25, Isaías 50.1, Isaías 50.1–3, Isaías 50.2, Isaías 50.3, Isaías 50.4, Isaías 50.4–11, Isaías 50.6, Isaías 50.7, Isaías 50.8, Isaías 50.9, Isaías 50.10, Isaías 50.10–11, Isaías 50.11, Isaías 51.1, Isaías 51.1–8, Isaías 51.2, Isaías 51.3, Isaías 51.4, Isaías 51.5, Isaías 51.6, Isaías 51.7, Isaías 51.9–10, Isaías 51.13, Isaías 51.14, Isaías 51.15, Isaías 51.16, Isaías 51.17, Isaías 51.17–23, Isaías 51.20, Isaías 51.22, Isaías 51.23, Isaías 52.1, Isaías 52.3, Isaías 52.4, Isaías 52.5, Isaías 52.6, Isaías 52.7, Isaías 52.7–12, Isaías 52.8, Isaías 52.10, Isaías 52.11, Isaías 52.11–12, Isaías 52.12, Isaías 52.13, Isaías 52.13–53.12, Isaías 52.14, Isaías 52.14–15, Isaías 52.15, Isaías 53.1, Isaías 53.2, Isaías 53.3, Isaías 53.4, Isaías 53.5, Isaías 53.6, Isaías 53.7, Isaías 53.7–8, Isaías 53.8, Isaías 53.9, Isaías 53.10, Isaías 53.10–12, Isaías 53.11, Isaías 53.12, Isaías 54.1, Isaías 54.1–3, Isaías 54.1–17, Isaías 54.1–55.13, Isaías 54.3, Isaías 54.5, Isaías 54.7–8, Isaías 54.9, Isaías 54.10, Isaías 54.11, Isaías 54.11–17, Isaías 54.13, Isaías 54.14, Isaías 54.15, Isaías 54.17, Isaías 55.1, Isaías 55.1–13, Isaías 55.2, Isaías 55.3, Isaías 55.6, Isaías 55.6–9, Isaías 55.7, Isaías 55.8–9, Isaías 55.10–11, Isaías 55.12, Isaías 55.12–13, Isaías 55.13, Isaías 56.1, Isaías 56.1–8, Isaías 56.1–66.24, Isaías 56.2, Isaías 56.3, Isaías 56.3–7, Isaías 56.4, Isaías 56.5, Isaías 56.6, Isaías 56.7, Isaías 56.8, Isaías 56.9, Isaías 56.9–57.13, Isaías 56.10, Isaías 56.11, Isaías 57.1, Isaías 57.1–2, Isaías 57.2, Isaías 57.3, Isaías 57.4, Isaías 57.5, Isaías 57.6, Isaías 57.8, Isaías 57.11, Isaías 57.12, Isaías 57.13, Isaías 57.14–21, Isaías 57.15, Isaías 57.18, Isaías 57.19, Isaías 57.20, Isaías 57.21, Isaías 58.1–4, Isaías 58.2, Isaías 58.3, Isaías 58.5, Isaías 58.6–7, Isaías 58.8, Isaías 58.9, Isaías 58.10, Isaías 58.12, Isaías 58.13, Isaías 58.14, Isaías 59.1, Isaías 59.1–8, Isaías 59.1–20, Isaías 59.2, Isaías 59.4, Isaías 59.5–6, Isaías 59.7–8, Isaías 59.9–15, Isaías 59.10, Isaías 59.11–14, Isaías 59.15–17, Isaías 59.18, Isaías 59.19, Isaías 59.21, Isaías 60.1–3, Isaías 60.3, Isaías 60.5–7, Isaías 60.6, Isaías 60.7, Isaías 60.9, Isaías 60.10, Isaías 60.10–16, Isaías 60.11, Isaías 60.12, Isaías 60.13, Isaías 60.15, Isaías 60.17, Isaías 60.17–20, Isaías 60.18, Isaías 60.19–20, Isaías 60.21, Isaías 60.22, Isaías 61.1, Isaías 61.1–3, Isaías 61.2, Isaías 61.3, Isaías 61.6, Isaías 61.7, Isaías 61.8, Isaías 61.9, Isaías 61.10, Isaías 62.1–12, Isaías 62.2, Isaías 62.4, Isaías 62.6–7, Isaías 62.8, Isaías 62.9, Isaías 62.10, Isaías 62.10–12, Isaías 63.1, Isaías 63.1–6, Isaías 63.2, Isaías 63.4, Isaías 63.6, Isaías 63.7, Isaías 63.7–14, Isaías 63.8, Isaías 63.9, Isaías 63.10, Isaías 63.14, Isaías 63.15–64.12, Isaías 63.16, Isaías 63.17, Isaías 63.18, Isaías 63.19, Isaías 64.5–6, Isaías 64.7, Isaías 64.8, Isaías 64.10, Isaías 65.1–2, Isaías 65.1–66.24, Isaías 65.3, Isaías 65.4, Isaías 65.5, Isaías 65.6, Isaías 65.7, Isaías 65.8–16, Isaías 65.10, Isaías 65.11, Isaías 65.12, Isaías 65.13–15, Isaías 65.15, Isaías 65.16, Isaías 65.17, Isaías 65.18–19, Isaías 65.24, Isaías 65.25, Isaías 66.1, Isaías 66.2, Isaías 66.3, Isaías 66.6, Isaías 66.7, Isaías 66.8, Isaías 66.9, Isaías 66.12, Isaías 66.13, Isaías 66.14, Isaías 66.15–16, Isaías 66.17, Isaías 66.18–23, Isaías 66.19, Isaías 66.21, Isaías 66.22, Isaías 66.24</w:t>
+      </w:r>
+      <w:r/>
+    </w:p>
+    <w:p>
+      <w:r/>
+      <w:r>
+        <w:t xml:space="preserve"> </w:t>
+      </w:r>
+      <w:r/>
+      <w:r/>
+    </w:p>
+    <w:p>
+      <w:pPr>
+        <w:sectPr>
           <w:footnotePr>
             <w:numRestart w:val="eachSect"/>
           </w:footnotePr>
